--- a/3-能力管理/流程制度规范类文件/HFSJ-ITSS-0302-运维服务能力改进管理制度.docx
+++ b/3-能力管理/流程制度规范类文件/HFSJ-ITSS-0302-运维服务能力改进管理制度.docx
@@ -3137,7 +3137,7 @@
               <w:rFonts w:hint="default"/>
               <w:lang w:val="en-US" w:eastAsia="zh-CN"/>
             </w:rPr>
-            <w:t>3.2. 产品产品质量部</w:t>
+            <w:t>3.2. 产品质量部</w:t>
           </w:r>
           <w:r>
             <w:tab/>
@@ -4923,7 +4923,7 @@
           <w:rFonts w:hint="default"/>
           <w:lang w:val="en-US" w:eastAsia="zh-CN"/>
         </w:rPr>
-        <w:t>本制度适用于公司运维服务体系中所有与能力改进相关的活动，覆盖以下部门：运维部、研发部、产品产品质量部、综合部、采购部、应急管理部。</w:t>
+        <w:t>本制度适用于公司运维服务体系中所有与能力改进相关的活动，覆盖以下部门：运维部、研发部、产品质量部、综合部、采购部、应急管理部。</w:t>
       </w:r>
     </w:p>
     <w:p>
@@ -5052,7 +5052,7 @@
           <w:rFonts w:hint="default"/>
           <w:lang w:val="en-US" w:eastAsia="zh-CN"/>
         </w:rPr>
-        <w:t>产品产品质量部</w:t>
+        <w:t>产品质量部</w:t>
       </w:r>
       <w:bookmarkEnd w:id="9"/>
       <w:bookmarkEnd w:id="10"/>
@@ -5262,7 +5262,7 @@
           <w:rFonts w:hint="default"/>
           <w:lang w:val="en-US" w:eastAsia="zh-CN"/>
         </w:rPr>
-        <w:t>配合产品产品质量部进行改进效果的验证。</w:t>
+        <w:t>配合产品质量部进行改进效果的验证。</w:t>
       </w:r>
     </w:p>
     <w:p>
@@ -5457,7 +5457,7 @@
           <w:rFonts w:hint="default"/>
           <w:lang w:val="en-US" w:eastAsia="zh-CN"/>
         </w:rPr>
-        <w:t>配合产品产品质量部进行改进效果的验证。</w:t>
+        <w:t>配合产品质量部进行改进效果的验证。</w:t>
       </w:r>
     </w:p>
     <w:p>
@@ -5635,7 +5635,7 @@
           <w:rFonts w:hint="default"/>
           <w:lang w:val="en-US" w:eastAsia="zh-CN"/>
         </w:rPr>
-        <w:t>配合产品产品质量部进行供应商相关改进的验证。</w:t>
+        <w:t>配合产品质量部进行供应商相关改进的验证。</w:t>
       </w:r>
     </w:p>
     <w:p>
@@ -6351,7 +6351,7 @@
                 <w:szCs w:val="22"/>
                 <w:lang w:val="en-US" w:eastAsia="zh-CN"/>
               </w:rPr>
-              <w:t>产品产品质量部</w:t>
+              <w:t>产品质量部</w:t>
             </w:r>
           </w:p>
         </w:tc>
@@ -6542,7 +6542,7 @@
                 <w:szCs w:val="22"/>
                 <w:lang w:val="en-US" w:eastAsia="zh-CN"/>
               </w:rPr>
-              <w:t>产品产品质量部</w:t>
+              <w:t>产品质量部</w:t>
             </w:r>
           </w:p>
         </w:tc>
@@ -6733,7 +6733,7 @@
                 <w:szCs w:val="22"/>
                 <w:lang w:val="en-US" w:eastAsia="zh-CN"/>
               </w:rPr>
-              <w:t>产品产品质量部、运维部</w:t>
+              <w:t>产品质量部、运维部</w:t>
             </w:r>
           </w:p>
         </w:tc>
@@ -7497,7 +7497,7 @@
                 <w:szCs w:val="22"/>
                 <w:lang w:val="en-US" w:eastAsia="zh-CN"/>
               </w:rPr>
-              <w:t>产品产品质量部</w:t>
+              <w:t>产品质量部</w:t>
             </w:r>
           </w:p>
         </w:tc>
@@ -8070,7 +8070,7 @@
                 <w:szCs w:val="22"/>
                 <w:lang w:val="en-US" w:eastAsia="zh-CN"/>
               </w:rPr>
-              <w:t>产品产品质量部</w:t>
+              <w:t>产品质量部</w:t>
             </w:r>
           </w:p>
         </w:tc>
@@ -8452,7 +8452,7 @@
                 <w:szCs w:val="22"/>
                 <w:lang w:val="en-US" w:eastAsia="zh-CN"/>
               </w:rPr>
-              <w:t>产品产品质量部</w:t>
+              <w:t>产品质量部</w:t>
             </w:r>
           </w:p>
         </w:tc>
@@ -8510,7 +8510,7 @@
           <w:rFonts w:hint="default"/>
           <w:lang w:val="en-US" w:eastAsia="zh-CN"/>
         </w:rPr>
-        <w:t>定期识别：每月产品产品质量部组织一次改进项收集</w:t>
+        <w:t>定期识别：每月产品质量部组织一次改进项收集</w:t>
       </w:r>
     </w:p>
     <w:p>
@@ -9790,7 +9790,7 @@
                 <w:szCs w:val="22"/>
                 <w:lang w:val="en-US" w:eastAsia="zh-CN"/>
               </w:rPr>
-              <w:t>产品产品质量部</w:t>
+              <w:t>产品质量部</w:t>
             </w:r>
           </w:p>
         </w:tc>
@@ -10234,7 +10234,7 @@
           <w:rFonts w:hint="default"/>
           <w:lang w:val="en-US" w:eastAsia="zh-CN"/>
         </w:rPr>
-        <w:t>任何部门或个人发现改进机会时，可填写《改进建议表》，提交至产品产品质量部。</w:t>
+        <w:t>任何部门或个人发现改进机会时，可填写《改进建议表》，提交至产品质量部。</w:t>
       </w:r>
     </w:p>
     <w:p>
@@ -10251,7 +10251,7 @@
           <w:rFonts w:hint="default"/>
           <w:lang w:val="en-US" w:eastAsia="zh-CN"/>
         </w:rPr>
-        <w:t>产品产品质量部在日常检查、内审、满意度调查等活动中发现的改进项，由质量专员直接登记。</w:t>
+        <w:t>产品质量部在日常检查、内审、满意度调查等活动中发现的改进项，由质量专员直接登记。</w:t>
       </w:r>
     </w:p>
     <w:p>
@@ -10285,7 +10285,7 @@
           <w:rFonts w:hint="default"/>
           <w:lang w:val="en-US" w:eastAsia="zh-CN"/>
         </w:rPr>
-        <w:t>产品产品质量部对收到的改进建议进行编号登记，建立《改进项登记台账》。</w:t>
+        <w:t>产品质量部对收到的改进建议进行编号登记，建立《改进项登记台账》。</w:t>
       </w:r>
     </w:p>
     <w:p>
@@ -10323,7 +10323,7 @@
           <w:rFonts w:hint="default"/>
           <w:lang w:val="en-US" w:eastAsia="zh-CN"/>
         </w:rPr>
-        <w:t>产品产品质量部定期组织改进项评估会议，参与部门包括：</w:t>
+        <w:t>产品质量部定期组织改进项评估会议，参与部门包括：</w:t>
       </w:r>
     </w:p>
     <w:p>
@@ -10340,7 +10340,7 @@
           <w:rFonts w:hint="default"/>
           <w:lang w:val="en-US" w:eastAsia="zh-CN"/>
         </w:rPr>
-        <w:t>产品产品质量部经理</w:t>
+        <w:t>产品质量部经理</w:t>
       </w:r>
     </w:p>
     <w:p>
@@ -10722,7 +10722,7 @@
           <w:rFonts w:hint="default"/>
           <w:lang w:val="en-US" w:eastAsia="zh-CN"/>
         </w:rPr>
-        <w:t>一般改进项：由产品产品质量部经理审批。</w:t>
+        <w:t>一般改进项：由产品质量部经理审批。</w:t>
       </w:r>
     </w:p>
     <w:p>
@@ -10811,7 +10811,7 @@
           <w:rFonts w:hint="default"/>
           <w:lang w:val="en-US" w:eastAsia="zh-CN"/>
         </w:rPr>
-        <w:t>实施过程中遇到问题或需要调整计划时，及时与产品产品质量部沟通。</w:t>
+        <w:t>实施过程中遇到问题或需要调整计划时，及时与产品质量部沟通。</w:t>
       </w:r>
     </w:p>
     <w:p>
@@ -10828,7 +10828,7 @@
           <w:rFonts w:hint="default"/>
           <w:lang w:val="en-US" w:eastAsia="zh-CN"/>
         </w:rPr>
-        <w:t>产品产品质量部定期跟踪改进实施进展，记录在《改进计划跟踪表》中。</w:t>
+        <w:t>产品质量部定期跟踪改进实施进展，记录在《改进计划跟踪表》中。</w:t>
       </w:r>
     </w:p>
     <w:p>
@@ -10845,7 +10845,7 @@
           <w:rFonts w:hint="default"/>
           <w:lang w:val="en-US" w:eastAsia="zh-CN"/>
         </w:rPr>
-        <w:t>对进度滞后的改进项，产品产品质量部发出提醒，必要时上报管理层协调。</w:t>
+        <w:t>对进度滞后的改进项，产品质量部发出提醒，必要时上报管理层协调。</w:t>
       </w:r>
     </w:p>
     <w:p>
@@ -10883,7 +10883,7 @@
           <w:rFonts w:hint="default"/>
           <w:lang w:val="en-US" w:eastAsia="zh-CN"/>
         </w:rPr>
-        <w:t>改进完成后，责任部门向产品产品质量部提交验证申请。</w:t>
+        <w:t>改进完成后，责任部门向产品质量部提交验证申请。</w:t>
       </w:r>
     </w:p>
     <w:p>
@@ -10900,7 +10900,7 @@
           <w:rFonts w:hint="default"/>
           <w:lang w:val="en-US" w:eastAsia="zh-CN"/>
         </w:rPr>
-        <w:t>产品产品质量部组织相关人员对改进效果进行验证：</w:t>
+        <w:t>产品质量部组织相关人员对改进效果进行验证：</w:t>
       </w:r>
     </w:p>
     <w:p>
@@ -10968,7 +10968,7 @@
           <w:rFonts w:hint="default"/>
           <w:lang w:val="en-US" w:eastAsia="zh-CN"/>
         </w:rPr>
-        <w:t>验证通过的改进项，由产品产品质量部在《改进计划跟踪表》中标记为“已完成”。</w:t>
+        <w:t>验证通过的改进项，由产品质量部在《改进计划跟踪表》中标记为“已完成”。</w:t>
       </w:r>
     </w:p>
     <w:p>
@@ -11023,7 +11023,7 @@
           <w:rFonts w:hint="default"/>
           <w:lang w:val="en-US" w:eastAsia="zh-CN"/>
         </w:rPr>
-        <w:t>验证通过的改进项，由产品产品质量部正式关闭。</w:t>
+        <w:t>验证通过的改进项，由产品质量部正式关闭。</w:t>
       </w:r>
     </w:p>
     <w:p>
@@ -11040,7 +11040,7 @@
           <w:rFonts w:hint="default"/>
           <w:lang w:val="en-US" w:eastAsia="zh-CN"/>
         </w:rPr>
-        <w:t>产品产品质量部每季度对已关闭的改进项进行回顾总结，形成《改进工作季度报告》。</w:t>
+        <w:t>产品质量部每季度对已关闭的改进项进行回顾总结，形成《改进工作季度报告》。</w:t>
       </w:r>
     </w:p>
     <w:p>
@@ -11147,7 +11147,7 @@
           <w:rFonts w:hint="default"/>
           <w:lang w:val="en-US" w:eastAsia="zh-CN"/>
         </w:rPr>
-        <w:t>产品产品质量部</w:t>
+        <w:t>产品质量部</w:t>
       </w:r>
       <w:r>
         <w:rPr>
@@ -11209,7 +11209,7 @@
           <w:rFonts w:hint="default"/>
           <w:lang w:val="en-US" w:eastAsia="zh-CN"/>
         </w:rPr>
-        <w:t>产品产品质量部每月组织改进月度会议，参会人员包括各部门负责人。</w:t>
+        <w:t>产品质量部每月组织改进月度会议，参会人员包括各部门负责人。</w:t>
       </w:r>
     </w:p>
     <w:p>
@@ -11332,7 +11332,7 @@
           <w:rFonts w:hint="default"/>
           <w:lang w:val="en-US" w:eastAsia="zh-CN"/>
         </w:rPr>
-        <w:t>产品产品质量部每季度编制《改进工作季度报告》，内容包括：</w:t>
+        <w:t>产品质量部每季度编制《改进工作季度报告》，内容包括：</w:t>
       </w:r>
     </w:p>
     <w:p>
@@ -11472,7 +11472,7 @@
           <w:rFonts w:hint="default"/>
           <w:lang w:val="en-US" w:eastAsia="zh-CN"/>
         </w:rPr>
-        <w:t>产品产品质量部每年对改进工作的整体效果进行评估：</w:t>
+        <w:t>产品质量部每年对改进工作的整体效果进行评估：</w:t>
       </w:r>
     </w:p>
     <w:p>
@@ -11937,7 +11937,7 @@
           <w:szCs w:val="21"/>
           <w:lang w:val="en-US" w:eastAsia="zh-CN" w:bidi="ar-SA"/>
         </w:rPr>
-        <w:t>产品产品质量部负责改进流程的管理和监督，改进活动是质量持续改进（PDCA）的核心体现。客户</w:t>
+        <w:t>产品质量部负责改进流程的管理和监督，改进活动是质量持续改进（PDCA）的核心体现。客户</w:t>
       </w:r>
       <w:r>
         <w:rPr>
@@ -12724,7 +12724,7 @@
                 <w:szCs w:val="22"/>
                 <w:lang w:val="en-US" w:eastAsia="zh-CN"/>
               </w:rPr>
-              <w:t>产品产品质量部</w:t>
+              <w:t>产品质量部</w:t>
             </w:r>
           </w:p>
         </w:tc>
@@ -12912,7 +12912,7 @@
                 <w:szCs w:val="22"/>
                 <w:lang w:val="en-US" w:eastAsia="zh-CN"/>
               </w:rPr>
-              <w:t>产品产品质量部</w:t>
+              <w:t>产品质量部</w:t>
             </w:r>
           </w:p>
         </w:tc>
@@ -13100,7 +13100,7 @@
                 <w:szCs w:val="22"/>
                 <w:lang w:val="en-US" w:eastAsia="zh-CN"/>
               </w:rPr>
-              <w:t>产品产品质量部</w:t>
+              <w:t>产品质量部</w:t>
             </w:r>
           </w:p>
         </w:tc>
@@ -13476,7 +13476,7 @@
                 <w:szCs w:val="22"/>
                 <w:lang w:val="en-US" w:eastAsia="zh-CN"/>
               </w:rPr>
-              <w:t>产品产品质量部</w:t>
+              <w:t>产品质量部</w:t>
             </w:r>
           </w:p>
         </w:tc>
@@ -13664,7 +13664,7 @@
                 <w:szCs w:val="22"/>
                 <w:lang w:val="en-US" w:eastAsia="zh-CN"/>
               </w:rPr>
-              <w:t>产品产品质量部</w:t>
+              <w:t>产品质量部</w:t>
             </w:r>
           </w:p>
         </w:tc>
@@ -13852,7 +13852,7 @@
                 <w:szCs w:val="22"/>
                 <w:lang w:val="en-US" w:eastAsia="zh-CN"/>
               </w:rPr>
-              <w:t>产品产品质量部</w:t>
+              <w:t>产品质量部</w:t>
             </w:r>
           </w:p>
         </w:tc>
@@ -14040,7 +14040,7 @@
                 <w:szCs w:val="22"/>
                 <w:lang w:val="en-US" w:eastAsia="zh-CN"/>
               </w:rPr>
-              <w:t>产品产品质量部</w:t>
+              <w:t>产品质量部</w:t>
             </w:r>
           </w:p>
         </w:tc>
@@ -14228,7 +14228,7 @@
                 <w:szCs w:val="22"/>
                 <w:lang w:val="en-US" w:eastAsia="zh-CN"/>
               </w:rPr>
-              <w:t>产品产品质量部</w:t>
+              <w:t>产品质量部</w:t>
             </w:r>
           </w:p>
         </w:tc>
